--- a/Cover_Letters/Shinoy_SkyGeo_Netherlands_B_V__Full_Stack_Developer_Cover_Letter.docx
+++ b/Cover_Letters/Shinoy_SkyGeo_Netherlands_B_V__Full_Stack_Developer_Cover_Letter.docx
@@ -14,7 +14,7 @@
     </w:p>
     <w:p>
       <w:r>
-        <w:t>September 04, 2026</w:t>
+        <w:t>September 25, 2026</w:t>
       </w:r>
     </w:p>
     <w:p>
@@ -35,7 +35,12 @@
     </w:p>
     <w:p>
       <w:r>
-        <w:t>While my primary background is in QA automation and CI/CD pipeline management using tools like AWS, Terraform, and TypeScript, I have worked extensively alongside development teams to test and validate web applications and backend workflows. I am comfortable working in Linux environments and familiar with containerization concepts using Docker.</w:t>
+        <w:t>While my background is rooted in QA automation rather than full-stack software engineering, I have spent over eight years working closely with backend workflows, CI/CD pipelines, and cloud environments like AWS. I am comfortable diving into databases, writing SQL queries, and setting up automated testing frameworks using tools such as Python, Selenium, and TypeScript. I have also used AI assistants like Gemini Code Assist to help streamline code generation and scripting tasks.</w:t>
+      </w:r>
+    </w:p>
+    <w:p>
+      <w:r>
+        <w:t>I appreciate the focus SkyGeo places on geotechnical insights and reliable data delivery. I am eager to bring my troubleshooting skills and experience with release management to your development environment.</w:t>
       </w:r>
     </w:p>
     <w:p>
